--- a/高中物理/高中物理同步/人教版选必2 第3章 交变电流·简单卷（6题）.docx
+++ b/高中物理/高中物理同步/人教版选必2 第3章 交变电流·简单卷（6题）.docx
@@ -47,7 +47,7 @@
           <w:sz w:val="21"/>
           <w:szCs w:val="21"/>
         </w:rPr>
-        <w:t>交变电流和直流电的重要区别在于电流的方向是否发生改变；正弦式交变电流是闭合线圈</w:t>
+        <w:t>交变电流和直流电的重要区别在于电流的方向是否发生改变；正弦式交变电流是闭合线圈在匀强磁场中匀速转动时产生的。</w:t>
       </w:r>
     </w:p>
     <w:p>
@@ -1574,17 +1574,14 @@
         </w:rPr>
         <w:t>的示数为零</w:t>
       </w:r>
-    </w:p>
-    <w:p>
-      <w:pPr>
-        <w:shd w:val="clear" w:color="auto" w:fill="auto"/>
-        <w:rPr>
-          <w:sz w:val="21"/>
-          <w:szCs w:val="21"/>
-        </w:rPr>
-        <w:spacing w:before="0" w:after="0" w:line="300" w:lineRule="auto"/>
-        <w:jc w:val="left"/>
-      </w:pPr>
+      <w:r>
+        <w:rPr>
+          <w:rFonts w:ascii="Times New Roman" w:hAnsi="Times New Roman" w:eastAsia="宋体" w:cs="Times New Roman"/>
+          <w:sz w:val="21"/>
+          <w:szCs w:val="21"/>
+        </w:rPr>
+        <w:t>；</w:t>
+      </w:r>
       <w:r>
         <w:rPr>
           <w:rFonts w:ascii="Times New Roman" w:hAnsi="Times New Roman" w:eastAsia="宋体" w:cs="Times New Roman"/>
@@ -1593,17 +1590,14 @@
         </w:rPr>
         <w:t>B．断开开关时灯泡恰好正常发光</w:t>
       </w:r>
-    </w:p>
-    <w:p>
-      <w:pPr>
-        <w:shd w:val="clear" w:color="auto" w:fill="auto"/>
-        <w:rPr>
-          <w:sz w:val="21"/>
-          <w:szCs w:val="21"/>
-        </w:rPr>
-        <w:spacing w:before="0" w:after="0" w:line="300" w:lineRule="auto"/>
-        <w:jc w:val="left"/>
-      </w:pPr>
+      <w:r>
+        <w:rPr>
+          <w:rFonts w:ascii="Times New Roman" w:hAnsi="Times New Roman" w:eastAsia="宋体" w:cs="Times New Roman"/>
+          <w:sz w:val="21"/>
+          <w:szCs w:val="21"/>
+        </w:rPr>
+        <w:t>；</w:t>
+      </w:r>
       <w:r>
         <w:rPr>
           <w:rFonts w:ascii="Times New Roman" w:hAnsi="Times New Roman" w:eastAsia="宋体" w:cs="Times New Roman"/>
@@ -1612,17 +1606,14 @@
         </w:rPr>
         <w:t>C．开关闭合时电容器不可能被击穿</w:t>
       </w:r>
-    </w:p>
-    <w:p>
-      <w:pPr>
-        <w:shd w:val="clear" w:color="auto" w:fill="auto"/>
-        <w:rPr>
-          <w:sz w:val="21"/>
-          <w:szCs w:val="21"/>
-        </w:rPr>
-        <w:spacing w:before="0" w:after="0" w:line="300" w:lineRule="auto"/>
-        <w:jc w:val="left"/>
-      </w:pPr>
+      <w:r>
+        <w:rPr>
+          <w:rFonts w:ascii="Times New Roman" w:hAnsi="Times New Roman" w:eastAsia="宋体" w:cs="Times New Roman"/>
+          <w:sz w:val="21"/>
+          <w:szCs w:val="21"/>
+        </w:rPr>
+        <w:t>；</w:t>
+      </w:r>
       <w:r>
         <w:rPr>
           <w:rFonts w:ascii="Times New Roman" w:hAnsi="Times New Roman" w:eastAsia="宋体" w:cs="Times New Roman"/>
@@ -1781,17 +1772,6 @@
         </w:rPr>
         <w:t>【详解】</w:t>
       </w:r>
-    </w:p>
-    <w:p>
-      <w:pPr>
-        <w:shd w:val="clear" w:color="auto" w:fill="auto"/>
-        <w:rPr>
-          <w:sz w:val="21"/>
-          <w:szCs w:val="21"/>
-        </w:rPr>
-        <w:spacing w:before="0" w:after="0" w:line="300" w:lineRule="auto"/>
-        <w:jc w:val="left"/>
-      </w:pPr>
       <w:r>
         <w:rPr>
           <w:rFonts w:ascii="Times New Roman" w:hAnsi="Times New Roman" w:eastAsia="宋体" w:cs="Times New Roman"/>
@@ -3052,17 +3032,14 @@
           <m:t>V</m:t>
         </m:r>
       </m:oMath>
-    </w:p>
-    <w:p>
-      <w:pPr>
-        <w:shd w:val="clear" w:color="auto" w:fill="auto"/>
-        <w:rPr>
-          <w:sz w:val="21"/>
-          <w:szCs w:val="21"/>
-        </w:rPr>
-        <w:spacing w:before="0" w:after="0" w:line="300" w:lineRule="auto"/>
-        <w:jc w:val="left"/>
-      </w:pPr>
+      <w:r>
+        <w:rPr>
+          <w:rFonts w:ascii="Times New Roman" w:hAnsi="Times New Roman" w:eastAsia="宋体" w:cs="Times New Roman"/>
+          <w:sz w:val="21"/>
+          <w:szCs w:val="21"/>
+        </w:rPr>
+        <w:t>；</w:t>
+      </w:r>
       <w:r>
         <w:rPr>
           <w:rFonts w:ascii="Times New Roman" w:hAnsi="Times New Roman" w:eastAsia="宋体" w:cs="Times New Roman"/>
@@ -3071,17 +3048,14 @@
         </w:rPr>
         <w:t>B．副线圈中电流的有效值为0.5A</w:t>
       </w:r>
-    </w:p>
-    <w:p>
-      <w:pPr>
-        <w:shd w:val="clear" w:color="auto" w:fill="auto"/>
-        <w:rPr>
-          <w:sz w:val="21"/>
-          <w:szCs w:val="21"/>
-        </w:rPr>
-        <w:spacing w:before="0" w:after="0" w:line="300" w:lineRule="auto"/>
-        <w:jc w:val="left"/>
-      </w:pPr>
+      <w:r>
+        <w:rPr>
+          <w:rFonts w:ascii="Times New Roman" w:hAnsi="Times New Roman" w:eastAsia="宋体" w:cs="Times New Roman"/>
+          <w:sz w:val="21"/>
+          <w:szCs w:val="21"/>
+        </w:rPr>
+        <w:t>；</w:t>
+      </w:r>
       <w:r>
         <w:rPr>
           <w:rFonts w:ascii="Times New Roman" w:hAnsi="Times New Roman" w:eastAsia="宋体" w:cs="Times New Roman"/>
@@ -3090,17 +3064,14 @@
         </w:rPr>
         <w:t>C．原、副线圈匝数之比为1∶4</w:t>
       </w:r>
-    </w:p>
-    <w:p>
-      <w:pPr>
-        <w:shd w:val="clear" w:color="auto" w:fill="auto"/>
-        <w:rPr>
-          <w:sz w:val="21"/>
-          <w:szCs w:val="21"/>
-        </w:rPr>
-        <w:spacing w:before="0" w:after="0" w:line="300" w:lineRule="auto"/>
-        <w:jc w:val="left"/>
-      </w:pPr>
+      <w:r>
+        <w:rPr>
+          <w:rFonts w:ascii="Times New Roman" w:hAnsi="Times New Roman" w:eastAsia="宋体" w:cs="Times New Roman"/>
+          <w:sz w:val="21"/>
+          <w:szCs w:val="21"/>
+        </w:rPr>
+        <w:t>；</w:t>
+      </w:r>
       <w:r>
         <w:rPr>
           <w:rFonts w:ascii="Times New Roman" w:hAnsi="Times New Roman" w:eastAsia="宋体" w:cs="Times New Roman"/>
@@ -4779,7 +4750,7 @@
                   <w:rPr>
                     <w:rFonts w:ascii="Cambria Math" w:eastAsia="宋体" w:hAnsi="Cambria Math" w:cs="Cambria Math"/>
                   </w:rPr>
-                  <m:t>U</m:t>
+                  <m:t>U₂²</m:t>
                 </m:r>
               </m:e>
               <m:sub>
@@ -4787,7 +4758,7 @@
                   <w:rPr>
                     <w:rFonts w:ascii="Cambria Math" w:eastAsia="宋体" w:hAnsi="Cambria Math" w:cs="Cambria Math"/>
                   </w:rPr>
-                  <m:t>2</m:t>
+                  <m:t/>
                 </m:r>
               </m:sub>
               <m:sup>
@@ -4795,7 +4766,7 @@
                   <w:rPr>
                     <w:rFonts w:ascii="Cambria Math" w:eastAsia="宋体" w:hAnsi="Cambria Math" w:cs="Cambria Math"/>
                   </w:rPr>
-                  <m:t>2</m:t>
+                  <m:t/>
                 </m:r>
               </m:sup>
             </m:sSubSup>
@@ -5850,17 +5821,14 @@
         </w:rPr>
         <w:t>顺时针旋转到合适位置</w:t>
       </w:r>
-    </w:p>
-    <w:p>
-      <w:pPr>
-        <w:shd w:val="clear" w:color="auto" w:fill="auto"/>
-        <w:rPr>
-          <w:sz w:val="21"/>
-          <w:szCs w:val="21"/>
-        </w:rPr>
-        <w:spacing w:before="0" w:after="0" w:line="300" w:lineRule="auto"/>
-        <w:jc w:val="left"/>
-      </w:pPr>
+      <w:r>
+        <w:rPr>
+          <w:rFonts w:ascii="Times New Roman" w:hAnsi="Times New Roman" w:eastAsia="宋体" w:cs="Times New Roman"/>
+          <w:sz w:val="21"/>
+          <w:szCs w:val="21"/>
+        </w:rPr>
+        <w:t>；</w:t>
+      </w:r>
       <w:r>
         <w:rPr>
           <w:rFonts w:ascii="Times New Roman" w:hAnsi="Times New Roman" w:eastAsia="宋体" w:cs="Times New Roman"/>
@@ -5886,17 +5854,14 @@
         </w:rPr>
         <w:t>逆时针旋转到合适位置</w:t>
       </w:r>
-    </w:p>
-    <w:p>
-      <w:pPr>
-        <w:shd w:val="clear" w:color="auto" w:fill="auto"/>
-        <w:rPr>
-          <w:sz w:val="21"/>
-          <w:szCs w:val="21"/>
-        </w:rPr>
-        <w:spacing w:before="0" w:after="0" w:line="300" w:lineRule="auto"/>
-        <w:jc w:val="left"/>
-      </w:pPr>
+      <w:r>
+        <w:rPr>
+          <w:rFonts w:ascii="Times New Roman" w:hAnsi="Times New Roman" w:eastAsia="宋体" w:cs="Times New Roman"/>
+          <w:sz w:val="21"/>
+          <w:szCs w:val="21"/>
+        </w:rPr>
+        <w:t>；</w:t>
+      </w:r>
       <w:r>
         <w:rPr>
           <w:rFonts w:ascii="Times New Roman" w:hAnsi="Times New Roman" w:eastAsia="宋体" w:cs="Times New Roman"/>
@@ -5905,17 +5870,14 @@
         </w:rPr>
         <w:t>C．仅将灯泡串联一个阻值为196Ω的电阻</w:t>
       </w:r>
-    </w:p>
-    <w:p>
-      <w:pPr>
-        <w:shd w:val="clear" w:color="auto" w:fill="auto"/>
-        <w:rPr>
-          <w:sz w:val="21"/>
-          <w:szCs w:val="21"/>
-        </w:rPr>
-        <w:spacing w:before="0" w:after="0" w:line="300" w:lineRule="auto"/>
-        <w:jc w:val="left"/>
-      </w:pPr>
+      <w:r>
+        <w:rPr>
+          <w:rFonts w:ascii="Times New Roman" w:hAnsi="Times New Roman" w:eastAsia="宋体" w:cs="Times New Roman"/>
+          <w:sz w:val="21"/>
+          <w:szCs w:val="21"/>
+        </w:rPr>
+        <w:t>；</w:t>
+      </w:r>
       <w:r>
         <w:rPr>
           <w:rFonts w:ascii="Times New Roman" w:hAnsi="Times New Roman" w:eastAsia="宋体" w:cs="Times New Roman"/>
@@ -8210,17 +8172,14 @@
         </w:rPr>
         <w:t>A．实验中，必须在副线圈上接上用电器以形成闭合回路</w:t>
       </w:r>
-    </w:p>
-    <w:p>
-      <w:pPr>
-        <w:shd w:val="clear" w:color="auto" w:fill="auto"/>
-        <w:rPr>
-          <w:sz w:val="21"/>
-          <w:szCs w:val="21"/>
-        </w:rPr>
-        <w:spacing w:before="0" w:after="0" w:line="300" w:lineRule="auto"/>
-        <w:jc w:val="left"/>
-      </w:pPr>
+      <w:r>
+        <w:rPr>
+          <w:rFonts w:ascii="Times New Roman" w:hAnsi="Times New Roman" w:eastAsia="宋体" w:cs="Times New Roman"/>
+          <w:sz w:val="21"/>
+          <w:szCs w:val="21"/>
+        </w:rPr>
+        <w:t>；</w:t>
+      </w:r>
       <w:r>
         <w:rPr>
           <w:rFonts w:ascii="Times New Roman" w:hAnsi="Times New Roman" w:eastAsia="宋体" w:cs="Times New Roman"/>
@@ -8229,17 +8188,14 @@
         </w:rPr>
         <w:t>B．变压器正常工作时，铁芯导电，把电能由原线圈输送到副线圈</w:t>
       </w:r>
-    </w:p>
-    <w:p>
-      <w:pPr>
-        <w:shd w:val="clear" w:color="auto" w:fill="auto"/>
-        <w:rPr>
-          <w:sz w:val="21"/>
-          <w:szCs w:val="21"/>
-        </w:rPr>
-        <w:spacing w:before="0" w:after="0" w:line="300" w:lineRule="auto"/>
-        <w:jc w:val="left"/>
-      </w:pPr>
+      <w:r>
+        <w:rPr>
+          <w:rFonts w:ascii="Times New Roman" w:hAnsi="Times New Roman" w:eastAsia="宋体" w:cs="Times New Roman"/>
+          <w:sz w:val="21"/>
+          <w:szCs w:val="21"/>
+        </w:rPr>
+        <w:t>；</w:t>
+      </w:r>
       <w:r>
         <w:rPr>
           <w:rFonts w:ascii="Times New Roman" w:hAnsi="Times New Roman" w:eastAsia="宋体" w:cs="Times New Roman"/>
@@ -8248,17 +8204,14 @@
         </w:rPr>
         <w:t>C．变压器的铁芯用相互绝缘的硅钢片叠压而成是为了减小涡流</w:t>
       </w:r>
-    </w:p>
-    <w:p>
-      <w:pPr>
-        <w:shd w:val="clear" w:color="auto" w:fill="auto"/>
-        <w:rPr>
-          <w:sz w:val="21"/>
-          <w:szCs w:val="21"/>
-        </w:rPr>
-        <w:spacing w:before="0" w:after="0" w:line="300" w:lineRule="auto"/>
-        <w:jc w:val="left"/>
-      </w:pPr>
+      <w:r>
+        <w:rPr>
+          <w:rFonts w:ascii="Times New Roman" w:hAnsi="Times New Roman" w:eastAsia="宋体" w:cs="Times New Roman"/>
+          <w:sz w:val="21"/>
+          <w:szCs w:val="21"/>
+        </w:rPr>
+        <w:t>；</w:t>
+      </w:r>
       <w:r>
         <w:rPr>
           <w:rFonts w:ascii="Times New Roman" w:hAnsi="Times New Roman" w:eastAsia="宋体" w:cs="Times New Roman"/>
@@ -9548,7 +9501,7 @@
           <w:sz w:val="21"/>
           <w:szCs w:val="21"/>
         </w:rPr>
-        <w:t>I</w:t>
+        <w:t>I₂²R线</w:t>
       </w:r>
       <w:r>
         <w:rPr>
@@ -9557,7 +9510,7 @@
           <w:sz w:val="21"/>
           <w:szCs w:val="21"/>
         </w:rPr>
-        <w:t>线</w:t>
+        <w:t/>
       </w:r>
       <w:r>
         <w:rPr>
@@ -9566,7 +9519,7 @@
           <w:sz w:val="21"/>
           <w:szCs w:val="21"/>
         </w:rPr>
-        <w:t>2</w:t>
+        <w:t/>
       </w:r>
       <w:r>
         <w:rPr>
@@ -9575,7 +9528,7 @@
           <w:sz w:val="21"/>
           <w:szCs w:val="21"/>
         </w:rPr>
-        <w:t>R</w:t>
+        <w:t/>
       </w:r>
       <w:r>
         <w:rPr>
@@ -9584,7 +9537,7 @@
           <w:sz w:val="21"/>
           <w:szCs w:val="21"/>
         </w:rPr>
-        <w:t>线</w:t>
+        <w:t/>
       </w:r>
       <w:r>
         <w:rPr>

--- a/高中物理/高中物理同步/人教版选必2 第3章 交变电流·简单卷（6题）.docx
+++ b/高中物理/高中物理同步/人教版选必2 第3章 交变电流·简单卷（6题）.docx
@@ -9612,7 +9612,8 @@
     </w:p>
     <w:sectPr>
       <w:pgSz w:w="11906" w:h="16838"/>
-      <w:pgMar w:top="720" w:right="720" w:bottom="720" w:left="720" w:header="567" w:footer="567" w:gutter="0"/>
+      <w:pgMar w:top="720" w:right="720" w:bottom="720" w:left="720" w:header="567" w:footer="720" w:gutter="0"/>
+      <w:pgNumType w:start="1"/>
       <w:footerReference w:type="default" r:id="rId9"/>
       <w:cols w:space="720"/>
       <w:docGrid w:linePitch="360"/>
@@ -9622,16 +9623,55 @@
 </file>
 
 <file path=word/footer1.xml><?xml version="1.0" encoding="utf-8"?>
-<w:ftr xmlns:m="http://schemas.openxmlformats.org/officeDocument/2006/math" xmlns:mc="http://schemas.openxmlformats.org/markup-compatibility/2006" xmlns:mo="http://schemas.microsoft.com/office/mac/office/2008/main" xmlns:mv="urn:schemas-microsoft-com:mac:vml" xmlns:o="urn:schemas-microsoft-com:office:office" xmlns:r="http://schemas.openxmlformats.org/officeDocument/2006/relationships" xmlns:v="urn:schemas-microsoft-com:vml" xmlns:w10="urn:schemas-microsoft-com:office:word" xmlns:w14="http://schemas.microsoft.com/office/word/2010/wordml" xmlns:w="http://schemas.openxmlformats.org/wordprocessingml/2006/main" xmlns:wne="http://schemas.microsoft.com/office/word/2006/wordml" xmlns:wp14="http://schemas.microsoft.com/office/word/2010/wordprocessingDrawing" xmlns:wp="http://schemas.openxmlformats.org/drawingml/2006/wordprocessingDrawing" xmlns:wpc="http://schemas.microsoft.com/office/word/2010/wordprocessingCanvas" xmlns:wpg="http://schemas.microsoft.com/office/word/2010/wordprocessingGroup" xmlns:wpi="http://schemas.microsoft.com/office/word/2010/wordprocessingInk" xmlns:wps="http://schemas.microsoft.com/office/word/2010/wordprocessingShape" mc:Ignorable="w14 wp14">
+<w:ftr xmlns:w="http://schemas.openxmlformats.org/wordprocessingml/2006/main">
   <w:p>
     <w:pPr>
-      <w:pStyle w:val="Footer"/>
+      <w:jc w:val="center"/>
     </w:pPr>
+    <w:r>
+      <w:rPr>
+        <w:rFonts w:ascii="Times New Roman" w:hAnsi="Times New Roman" w:eastAsia="宋体"/>
+        <w:sz w:val="21"/>
+        <w:szCs w:val="21"/>
+      </w:rPr>
+      <w:t xml:space="preserve">第</w:t>
+    </w:r>
     <w:fldSimple w:instr=" PAGE ">
       <w:r>
-        <w:t>1</w:t>
+        <w:rPr>
+          <w:rFonts w:ascii="Times New Roman" w:hAnsi="Times New Roman" w:eastAsia="宋体"/>
+          <w:sz w:val="21"/>
+          <w:szCs w:val="21"/>
+        </w:rPr>
+        <w:t xml:space="preserve">1</w:t>
       </w:r>
     </w:fldSimple>
+    <w:r>
+      <w:rPr>
+        <w:rFonts w:ascii="Times New Roman" w:hAnsi="Times New Roman" w:eastAsia="宋体"/>
+        <w:sz w:val="21"/>
+        <w:szCs w:val="21"/>
+      </w:rPr>
+      <w:t xml:space="preserve">页（共</w:t>
+    </w:r>
+    <w:fldSimple w:instr=" NUMPAGES ">
+      <w:r>
+        <w:rPr>
+          <w:rFonts w:ascii="Times New Roman" w:hAnsi="Times New Roman" w:eastAsia="宋体"/>
+          <w:sz w:val="21"/>
+          <w:szCs w:val="21"/>
+        </w:rPr>
+        <w:t xml:space="preserve">1</w:t>
+      </w:r>
+    </w:fldSimple>
+    <w:r>
+      <w:rPr>
+        <w:rFonts w:ascii="Times New Roman" w:hAnsi="Times New Roman" w:eastAsia="宋体"/>
+        <w:sz w:val="21"/>
+        <w:szCs w:val="21"/>
+      </w:rPr>
+      <w:t xml:space="preserve">页）</w:t>
+    </w:r>
   </w:p>
 </w:ftr>
 </file>

--- a/高中物理/高中物理同步/人教版选必2 第3章 交变电流·简单卷（6题）.docx
+++ b/高中物理/高中物理同步/人教版选必2 第3章 交变电流·简单卷（6题）.docx
@@ -2,6 +2,48 @@
 <file path=word/document.xml><?xml version="1.0" encoding="utf-8"?>
 <w:document xmlns:wpc="http://schemas.microsoft.com/office/word/2010/wordprocessingCanvas" xmlns:mo="http://schemas.microsoft.com/office/mac/office/2008/main" xmlns:mc="http://schemas.openxmlformats.org/markup-compatibility/2006" xmlns:mv="urn:schemas-microsoft-com:mac:vml" xmlns:o="urn:schemas-microsoft-com:office:office" xmlns:r="http://schemas.openxmlformats.org/officeDocument/2006/relationships" xmlns:m="http://schemas.openxmlformats.org/officeDocument/2006/math" xmlns:v="urn:schemas-microsoft-com:vml" xmlns:wp14="http://schemas.microsoft.com/office/word/2010/wordprocessingDrawing" xmlns:wp="http://schemas.openxmlformats.org/drawingml/2006/wordprocessingDrawing" xmlns:w10="urn:schemas-microsoft-com:office:word" xmlns:w="http://schemas.openxmlformats.org/wordprocessingml/2006/main" xmlns:w14="http://schemas.microsoft.com/office/word/2010/wordml" xmlns:wpg="http://schemas.microsoft.com/office/word/2010/wordprocessingGroup" xmlns:wpi="http://schemas.microsoft.com/office/word/2010/wordprocessingInk" xmlns:wne="http://schemas.microsoft.com/office/word/2006/wordml" xmlns:wps="http://schemas.microsoft.com/office/word/2010/wordprocessingShape" mc:Ignorable="w14 wp14">
   <w:body>
+    <w:p>
+      <w:r>
+        <w:drawing>
+          <wp:inline>
+            <wp:extent cx="12700" cy="12700"/>
+            <wp:docPr id="100001" name=""/>
+            <wp:cNvGraphicFramePr>
+              <a:graphicFrameLocks xmlns:a="http://schemas.openxmlformats.org/drawingml/2006/main" noChangeAspect="1"/>
+            </wp:cNvGraphicFramePr>
+            <a:graphic xmlns:a="http://schemas.openxmlformats.org/drawingml/2006/main">
+              <a:graphicData uri="http://schemas.openxmlformats.org/drawingml/2006/picture">
+                <pic:pic xmlns:pic="http://schemas.openxmlformats.org/drawingml/2006/picture">
+                  <pic:nvPicPr>
+                    <pic:cNvPr id="100001" name=""/>
+                    <pic:cNvPicPr>
+                      <a:picLocks noChangeAspect="1"/>
+                    </pic:cNvPicPr>
+                  </pic:nvPicPr>
+                  <pic:blipFill>
+                    <a:blip r:embed="rId30"/>
+                    <a:stretch>
+                      <a:fillRect/>
+                    </a:stretch>
+                  </pic:blipFill>
+                  <pic:spPr>
+                    <a:xfrm>
+                      <a:off x="0" y="0"/>
+                      <a:ext cx="12700" cy="12700"/>
+                    </a:xfrm>
+                    <a:prstGeom prst="rect">
+                      <a:avLst/>
+                    </a:prstGeom>
+                  </pic:spPr>
+                </pic:pic>
+              </a:graphicData>
+            </a:graphic>
+          </wp:inline>
+        </w:drawing>
+      </w:r>
+      <w:bookmarkStart w:id="0" w:name="_GoBack"/>
+      <w:bookmarkEnd w:id="0"/>
+    </w:p>
     <w:p>
       <w:pPr>
         <w:spacing w:before="0" w:after="0" w:line="300" w:lineRule="auto"/>
@@ -41,6 +83,52 @@
           <w:szCs w:val="21"/>
         </w:rPr>
       </w:pPr>
+      <w:r>
+        <w:rPr>
+          <w:rFonts w:ascii="Times New Roman" w:eastAsia="Times New Roman" w:hAnsi="Times New Roman" w:cs="Times New Roman"/>
+          <w:strike w:val="0"/>
+          <w:kern w:val="0"/>
+          <w:sz w:val="24"/>
+          <w:szCs w:val="24"/>
+          <w:u w:val="none"/>
+        </w:rPr>
+        <w:drawing>
+          <wp:inline>
+            <wp:extent cx="4600575" cy="381000"/>
+            <wp:docPr id="100003" name="" descr="@@@05f71cfd90084a10b4e558d7105ef2ea"/>
+            <wp:cNvGraphicFramePr>
+              <a:graphicFrameLocks xmlns:a="http://schemas.openxmlformats.org/drawingml/2006/main" noChangeAspect="1"/>
+            </wp:cNvGraphicFramePr>
+            <a:graphic xmlns:a="http://schemas.openxmlformats.org/drawingml/2006/main">
+              <a:graphicData uri="http://schemas.openxmlformats.org/drawingml/2006/picture">
+                <pic:pic xmlns:pic="http://schemas.openxmlformats.org/drawingml/2006/picture">
+                  <pic:nvPicPr>
+                    <pic:cNvPr id="100003" name=""/>
+                    <pic:cNvPicPr>
+                      <a:picLocks noChangeAspect="1"/>
+                    </pic:cNvPicPr>
+                  </pic:nvPicPr>
+                  <pic:blipFill>
+                    <a:blip r:embed="rId31"/>
+                    <a:stretch>
+                      <a:fillRect/>
+                    </a:stretch>
+                  </pic:blipFill>
+                  <pic:spPr>
+                    <a:xfrm>
+                      <a:off x="0" y="0"/>
+                      <a:ext cx="4600575" cy="381000"/>
+                    </a:xfrm>
+                    <a:prstGeom prst="rect">
+                      <a:avLst/>
+                    </a:prstGeom>
+                  </pic:spPr>
+                </pic:pic>
+              </a:graphicData>
+            </a:graphic>
+          </wp:inline>
+        </w:drawing>
+      </w:r>
       <w:r>
         <w:rPr>
           <w:rFonts w:ascii="Times New Roman" w:hAnsi="Times New Roman" w:eastAsia="宋体" w:cs="Times New Roman"/>
@@ -987,6 +1075,52 @@
         <w:spacing w:before="0" w:after="0" w:line="300" w:lineRule="auto"/>
         <w:jc w:val="left"/>
       </w:pPr>
+      <w:r>
+        <w:rPr>
+          <w:rFonts w:ascii="Times New Roman" w:eastAsia="Times New Roman" w:hAnsi="Times New Roman" w:cs="Times New Roman"/>
+          <w:strike w:val="0"/>
+          <w:kern w:val="0"/>
+          <w:sz w:val="24"/>
+          <w:szCs w:val="24"/>
+          <w:u w:val="none"/>
+        </w:rPr>
+        <w:drawing>
+          <wp:inline>
+            <wp:extent cx="5010150" cy="381000"/>
+            <wp:docPr id="100037" name="" descr="@@@e4983d5111bc42ea818e8cfda8057b01"/>
+            <wp:cNvGraphicFramePr>
+              <a:graphicFrameLocks xmlns:a="http://schemas.openxmlformats.org/drawingml/2006/main" noChangeAspect="1"/>
+            </wp:cNvGraphicFramePr>
+            <a:graphic xmlns:a="http://schemas.openxmlformats.org/drawingml/2006/main">
+              <a:graphicData uri="http://schemas.openxmlformats.org/drawingml/2006/picture">
+                <pic:pic xmlns:pic="http://schemas.openxmlformats.org/drawingml/2006/picture">
+                  <pic:nvPicPr>
+                    <pic:cNvPr id="100037" name=""/>
+                    <pic:cNvPicPr>
+                      <a:picLocks noChangeAspect="1"/>
+                    </pic:cNvPicPr>
+                  </pic:nvPicPr>
+                  <pic:blipFill>
+                    <a:blip r:embed="rId32"/>
+                    <a:stretch>
+                      <a:fillRect/>
+                    </a:stretch>
+                  </pic:blipFill>
+                  <pic:spPr>
+                    <a:xfrm>
+                      <a:off x="0" y="0"/>
+                      <a:ext cx="5010150" cy="381000"/>
+                    </a:xfrm>
+                    <a:prstGeom prst="rect">
+                      <a:avLst/>
+                    </a:prstGeom>
+                  </pic:spPr>
+                </pic:pic>
+              </a:graphicData>
+            </a:graphic>
+          </wp:inline>
+        </w:drawing>
+      </w:r>
       <w:r>
         <w:rPr>
           <w:rFonts w:ascii="Times New Roman" w:hAnsi="Times New Roman" w:eastAsia="宋体" w:cs="Times New Roman"/>
@@ -2002,6 +2136,52 @@
       </w:pPr>
       <w:r>
         <w:rPr>
+          <w:rFonts w:ascii="Times New Roman" w:eastAsia="Times New Roman" w:hAnsi="Times New Roman" w:cs="Times New Roman"/>
+          <w:strike w:val="0"/>
+          <w:kern w:val="0"/>
+          <w:sz w:val="24"/>
+          <w:szCs w:val="24"/>
+          <w:u w:val="none"/>
+        </w:rPr>
+        <w:drawing>
+          <wp:inline>
+            <wp:extent cx="3838575" cy="381000"/>
+            <wp:docPr id="100063" name="" descr="@@@90221ff001074d97aa84de9906eead39"/>
+            <wp:cNvGraphicFramePr>
+              <a:graphicFrameLocks xmlns:a="http://schemas.openxmlformats.org/drawingml/2006/main" noChangeAspect="1"/>
+            </wp:cNvGraphicFramePr>
+            <a:graphic xmlns:a="http://schemas.openxmlformats.org/drawingml/2006/main">
+              <a:graphicData uri="http://schemas.openxmlformats.org/drawingml/2006/picture">
+                <pic:pic xmlns:pic="http://schemas.openxmlformats.org/drawingml/2006/picture">
+                  <pic:nvPicPr>
+                    <pic:cNvPr id="100063" name=""/>
+                    <pic:cNvPicPr>
+                      <a:picLocks noChangeAspect="1"/>
+                    </pic:cNvPicPr>
+                  </pic:nvPicPr>
+                  <pic:blipFill>
+                    <a:blip r:embed="rId33"/>
+                    <a:stretch>
+                      <a:fillRect/>
+                    </a:stretch>
+                  </pic:blipFill>
+                  <pic:spPr>
+                    <a:xfrm>
+                      <a:off x="0" y="0"/>
+                      <a:ext cx="3838575" cy="381000"/>
+                    </a:xfrm>
+                    <a:prstGeom prst="rect">
+                      <a:avLst/>
+                    </a:prstGeom>
+                  </pic:spPr>
+                </pic:pic>
+              </a:graphicData>
+            </a:graphic>
+          </wp:inline>
+        </w:drawing>
+      </w:r>
+      <w:r>
+        <w:rPr>
           <w:rFonts w:ascii="Times New Roman" w:hAnsi="Times New Roman" w:eastAsia="宋体" w:cs="Times New Roman"/>
           <w:b/>
           <w:sz w:val="21"/>
@@ -2746,6 +2926,52 @@
         <w:spacing w:before="0" w:after="0" w:line="300" w:lineRule="auto"/>
         <w:jc w:val="left"/>
       </w:pPr>
+      <w:r>
+        <w:rPr>
+          <w:rFonts w:ascii="Times New Roman" w:eastAsia="Times New Roman" w:hAnsi="Times New Roman" w:cs="Times New Roman"/>
+          <w:strike w:val="0"/>
+          <w:kern w:val="0"/>
+          <w:sz w:val="24"/>
+          <w:szCs w:val="24"/>
+          <w:u w:val="none"/>
+        </w:rPr>
+        <w:drawing>
+          <wp:inline>
+            <wp:extent cx="4305300" cy="381000"/>
+            <wp:docPr id="100079" name="" descr="@@@63276adde1f04c678b8450fc7a9b3146"/>
+            <wp:cNvGraphicFramePr>
+              <a:graphicFrameLocks xmlns:a="http://schemas.openxmlformats.org/drawingml/2006/main" noChangeAspect="1"/>
+            </wp:cNvGraphicFramePr>
+            <a:graphic xmlns:a="http://schemas.openxmlformats.org/drawingml/2006/main">
+              <a:graphicData uri="http://schemas.openxmlformats.org/drawingml/2006/picture">
+                <pic:pic xmlns:pic="http://schemas.openxmlformats.org/drawingml/2006/picture">
+                  <pic:nvPicPr>
+                    <pic:cNvPr id="100079" name=""/>
+                    <pic:cNvPicPr>
+                      <a:picLocks noChangeAspect="1"/>
+                    </pic:cNvPicPr>
+                  </pic:nvPicPr>
+                  <pic:blipFill>
+                    <a:blip r:embed="rId34"/>
+                    <a:stretch>
+                      <a:fillRect/>
+                    </a:stretch>
+                  </pic:blipFill>
+                  <pic:spPr>
+                    <a:xfrm>
+                      <a:off x="0" y="0"/>
+                      <a:ext cx="4305300" cy="381000"/>
+                    </a:xfrm>
+                    <a:prstGeom prst="rect">
+                      <a:avLst/>
+                    </a:prstGeom>
+                  </pic:spPr>
+                </pic:pic>
+              </a:graphicData>
+            </a:graphic>
+          </wp:inline>
+        </w:drawing>
+      </w:r>
       <w:r>
         <w:rPr>
           <w:rFonts w:ascii="Times New Roman" w:hAnsi="Times New Roman" w:eastAsia="宋体" w:cs="Times New Roman"/>
@@ -3863,6 +4089,52 @@
       </w:pPr>
       <w:r>
         <w:rPr>
+          <w:rFonts w:ascii="Times New Roman" w:eastAsia="Times New Roman" w:hAnsi="Times New Roman" w:cs="Times New Roman"/>
+          <w:strike w:val="0"/>
+          <w:kern w:val="0"/>
+          <w:sz w:val="24"/>
+          <w:szCs w:val="24"/>
+          <w:u w:val="none"/>
+        </w:rPr>
+        <w:drawing>
+          <wp:inline>
+            <wp:extent cx="4305300" cy="381000"/>
+            <wp:docPr id="100095" name="" descr="@@@7317e5630ef8453dbce19e5af7bc68c6"/>
+            <wp:cNvGraphicFramePr>
+              <a:graphicFrameLocks xmlns:a="http://schemas.openxmlformats.org/drawingml/2006/main" noChangeAspect="1"/>
+            </wp:cNvGraphicFramePr>
+            <a:graphic xmlns:a="http://schemas.openxmlformats.org/drawingml/2006/main">
+              <a:graphicData uri="http://schemas.openxmlformats.org/drawingml/2006/picture">
+                <pic:pic xmlns:pic="http://schemas.openxmlformats.org/drawingml/2006/picture">
+                  <pic:nvPicPr>
+                    <pic:cNvPr id="100095" name=""/>
+                    <pic:cNvPicPr>
+                      <a:picLocks noChangeAspect="1"/>
+                    </pic:cNvPicPr>
+                  </pic:nvPicPr>
+                  <pic:blipFill>
+                    <a:blip r:embed="rId35"/>
+                    <a:stretch>
+                      <a:fillRect/>
+                    </a:stretch>
+                  </pic:blipFill>
+                  <pic:spPr>
+                    <a:xfrm>
+                      <a:off x="0" y="0"/>
+                      <a:ext cx="4305300" cy="381000"/>
+                    </a:xfrm>
+                    <a:prstGeom prst="rect">
+                      <a:avLst/>
+                    </a:prstGeom>
+                  </pic:spPr>
+                </pic:pic>
+              </a:graphicData>
+            </a:graphic>
+          </wp:inline>
+        </w:drawing>
+      </w:r>
+      <w:r>
+        <w:rPr>
           <w:rFonts w:ascii="Times New Roman" w:hAnsi="Times New Roman" w:eastAsia="宋体" w:cs="Times New Roman"/>
           <w:b/>
           <w:sz w:val="21"/>
@@ -5026,6 +5298,52 @@
         <w:spacing w:before="0" w:after="0" w:line="300" w:lineRule="auto"/>
         <w:jc w:val="left"/>
       </w:pPr>
+      <w:r>
+        <w:rPr>
+          <w:rFonts w:ascii="Times New Roman" w:eastAsia="Times New Roman" w:hAnsi="Times New Roman" w:cs="Times New Roman"/>
+          <w:strike w:val="0"/>
+          <w:kern w:val="0"/>
+          <w:sz w:val="24"/>
+          <w:szCs w:val="24"/>
+          <w:u w:val="none"/>
+        </w:rPr>
+        <w:drawing>
+          <wp:inline>
+            <wp:extent cx="3914775" cy="381000"/>
+            <wp:docPr id="100107" name="" descr="@@@cf3c00425f224871b291db06d898c49d"/>
+            <wp:cNvGraphicFramePr>
+              <a:graphicFrameLocks xmlns:a="http://schemas.openxmlformats.org/drawingml/2006/main" noChangeAspect="1"/>
+            </wp:cNvGraphicFramePr>
+            <a:graphic xmlns:a="http://schemas.openxmlformats.org/drawingml/2006/main">
+              <a:graphicData uri="http://schemas.openxmlformats.org/drawingml/2006/picture">
+                <pic:pic xmlns:pic="http://schemas.openxmlformats.org/drawingml/2006/picture">
+                  <pic:nvPicPr>
+                    <pic:cNvPr id="100107" name=""/>
+                    <pic:cNvPicPr>
+                      <a:picLocks noChangeAspect="1"/>
+                    </pic:cNvPicPr>
+                  </pic:nvPicPr>
+                  <pic:blipFill>
+                    <a:blip r:embed="rId36"/>
+                    <a:stretch>
+                      <a:fillRect/>
+                    </a:stretch>
+                  </pic:blipFill>
+                  <pic:spPr>
+                    <a:xfrm>
+                      <a:off x="0" y="0"/>
+                      <a:ext cx="3914775" cy="381000"/>
+                    </a:xfrm>
+                    <a:prstGeom prst="rect">
+                      <a:avLst/>
+                    </a:prstGeom>
+                  </pic:spPr>
+                </pic:pic>
+              </a:graphicData>
+            </a:graphic>
+          </wp:inline>
+        </w:drawing>
+      </w:r>
       <w:r>
         <w:rPr>
           <w:rFonts w:ascii="Times New Roman" w:hAnsi="Times New Roman" w:eastAsia="宋体" w:cs="Times New Roman"/>
@@ -6692,6 +7010,52 @@
         <w:spacing w:before="0" w:after="0" w:line="300" w:lineRule="auto"/>
         <w:jc w:val="left"/>
       </w:pPr>
+      <w:r>
+        <w:rPr>
+          <w:rFonts w:ascii="Times New Roman" w:eastAsia="Times New Roman" w:hAnsi="Times New Roman" w:cs="Times New Roman"/>
+          <w:strike w:val="0"/>
+          <w:kern w:val="0"/>
+          <w:sz w:val="24"/>
+          <w:szCs w:val="24"/>
+          <w:u w:val="none"/>
+        </w:rPr>
+        <w:drawing>
+          <wp:inline>
+            <wp:extent cx="4010025" cy="381000"/>
+            <wp:docPr id="100139" name="" descr="@@@c32f3c230549447eafa0d8f648003224"/>
+            <wp:cNvGraphicFramePr>
+              <a:graphicFrameLocks xmlns:a="http://schemas.openxmlformats.org/drawingml/2006/main" noChangeAspect="1"/>
+            </wp:cNvGraphicFramePr>
+            <a:graphic xmlns:a="http://schemas.openxmlformats.org/drawingml/2006/main">
+              <a:graphicData uri="http://schemas.openxmlformats.org/drawingml/2006/picture">
+                <pic:pic xmlns:pic="http://schemas.openxmlformats.org/drawingml/2006/picture">
+                  <pic:nvPicPr>
+                    <pic:cNvPr id="100139" name=""/>
+                    <pic:cNvPicPr>
+                      <a:picLocks noChangeAspect="1"/>
+                    </pic:cNvPicPr>
+                  </pic:nvPicPr>
+                  <pic:blipFill>
+                    <a:blip r:embed="rId38"/>
+                    <a:stretch>
+                      <a:fillRect/>
+                    </a:stretch>
+                  </pic:blipFill>
+                  <pic:spPr>
+                    <a:xfrm>
+                      <a:off x="0" y="0"/>
+                      <a:ext cx="4010025" cy="381000"/>
+                    </a:xfrm>
+                    <a:prstGeom prst="rect">
+                      <a:avLst/>
+                    </a:prstGeom>
+                  </pic:spPr>
+                </pic:pic>
+              </a:graphicData>
+            </a:graphic>
+          </wp:inline>
+        </w:drawing>
+      </w:r>
       <w:r>
         <w:rPr>
           <w:rFonts w:ascii="Times New Roman" w:hAnsi="Times New Roman" w:eastAsia="宋体" w:cs="Times New Roman"/>
@@ -9282,6 +9646,52 @@
         <w:spacing w:before="0" w:after="0" w:line="300" w:lineRule="auto"/>
         <w:jc w:val="left"/>
       </w:pPr>
+      <w:r>
+        <w:rPr>
+          <w:rFonts w:ascii="Times New Roman" w:eastAsia="Times New Roman" w:hAnsi="Times New Roman" w:cs="Times New Roman"/>
+          <w:strike w:val="0"/>
+          <w:kern w:val="0"/>
+          <w:sz w:val="24"/>
+          <w:szCs w:val="24"/>
+          <w:u w:val="none"/>
+        </w:rPr>
+        <w:drawing>
+          <wp:inline>
+            <wp:extent cx="3657600" cy="381000"/>
+            <wp:docPr id="100123" name="" descr="@@@4037839840c54e528d05178643572a35"/>
+            <wp:cNvGraphicFramePr>
+              <a:graphicFrameLocks xmlns:a="http://schemas.openxmlformats.org/drawingml/2006/main" noChangeAspect="1"/>
+            </wp:cNvGraphicFramePr>
+            <a:graphic xmlns:a="http://schemas.openxmlformats.org/drawingml/2006/main">
+              <a:graphicData uri="http://schemas.openxmlformats.org/drawingml/2006/picture">
+                <pic:pic xmlns:pic="http://schemas.openxmlformats.org/drawingml/2006/picture">
+                  <pic:nvPicPr>
+                    <pic:cNvPr id="100123" name=""/>
+                    <pic:cNvPicPr>
+                      <a:picLocks noChangeAspect="1"/>
+                    </pic:cNvPicPr>
+                  </pic:nvPicPr>
+                  <pic:blipFill>
+                    <a:blip r:embed="rId37"/>
+                    <a:stretch>
+                      <a:fillRect/>
+                    </a:stretch>
+                  </pic:blipFill>
+                  <pic:spPr>
+                    <a:xfrm>
+                      <a:off x="0" y="0"/>
+                      <a:ext cx="3657600" cy="381000"/>
+                    </a:xfrm>
+                    <a:prstGeom prst="rect">
+                      <a:avLst/>
+                    </a:prstGeom>
+                  </pic:spPr>
+                </pic:pic>
+              </a:graphicData>
+            </a:graphic>
+          </wp:inline>
+        </w:drawing>
+      </w:r>
       <w:r>
         <w:rPr>
           <w:rFonts w:ascii="Times New Roman" w:hAnsi="Times New Roman" w:eastAsia="宋体" w:cs="Times New Roman"/>

--- a/高中物理/高中物理同步/人教版选必2 第3章 交变电流·简单卷（6题）.docx
+++ b/高中物理/高中物理同步/人教版选必2 第3章 交变电流·简单卷（6题）.docx
@@ -86,11 +86,9 @@
       <w:r>
         <w:rPr>
           <w:rFonts w:ascii="Times New Roman" w:eastAsia="Times New Roman" w:hAnsi="Times New Roman" w:cs="Times New Roman"/>
-          <w:strike w:val="0"/>
           <w:kern w:val="0"/>
           <w:sz w:val="24"/>
           <w:szCs w:val="24"/>
-          <w:u w:val="none"/>
         </w:rPr>
         <w:drawing>
           <wp:inline>
@@ -225,9 +223,7 @@
       <w:r>
         <w:rPr>
           <w:rFonts w:ascii="Times New Roman" w:eastAsia="宋体" w:hAnsi="Times New Roman" w:cs="Times New Roman"/>
-          <w:strike w:val="0"/>
           <w:kern w:val="0"/>
-          <w:u w:val="none"/>
           <w:sz w:val="21"/>
           <w:szCs w:val="21"/>
         </w:rPr>
@@ -665,9 +661,7 @@
       <w:r>
         <w:rPr>
           <w:rFonts w:ascii="Times New Roman" w:eastAsia="宋体" w:hAnsi="Times New Roman" w:cs="Times New Roman"/>
-          <w:strike w:val="0"/>
           <w:kern w:val="0"/>
-          <w:u w:val="none"/>
           <w:sz w:val="21"/>
           <w:szCs w:val="21"/>
         </w:rPr>
@@ -727,9 +721,7 @@
       <w:r>
         <w:rPr>
           <w:rFonts w:ascii="Times New Roman" w:eastAsia="宋体" w:hAnsi="Times New Roman" w:cs="Times New Roman"/>
-          <w:strike w:val="0"/>
           <w:kern w:val="0"/>
-          <w:u w:val="none"/>
           <w:sz w:val="21"/>
           <w:szCs w:val="21"/>
         </w:rPr>
@@ -792,9 +784,7 @@
       <w:r>
         <w:rPr>
           <w:rFonts w:ascii="Times New Roman" w:eastAsia="宋体" w:hAnsi="Times New Roman" w:cs="Times New Roman"/>
-          <w:strike w:val="0"/>
           <w:kern w:val="0"/>
-          <w:u w:val="none"/>
           <w:sz w:val="21"/>
           <w:szCs w:val="21"/>
         </w:rPr>
@@ -854,9 +844,7 @@
       <w:r>
         <w:rPr>
           <w:rFonts w:ascii="Times New Roman" w:eastAsia="宋体" w:hAnsi="Times New Roman" w:cs="Times New Roman"/>
-          <w:strike w:val="0"/>
           <w:kern w:val="0"/>
-          <w:u w:val="none"/>
           <w:sz w:val="21"/>
           <w:szCs w:val="21"/>
         </w:rPr>
@@ -1078,11 +1066,9 @@
       <w:r>
         <w:rPr>
           <w:rFonts w:ascii="Times New Roman" w:eastAsia="Times New Roman" w:hAnsi="Times New Roman" w:cs="Times New Roman"/>
-          <w:strike w:val="0"/>
           <w:kern w:val="0"/>
           <w:sz w:val="24"/>
           <w:szCs w:val="24"/>
-          <w:u w:val="none"/>
         </w:rPr>
         <w:drawing>
           <wp:inline>
@@ -1379,9 +1365,7 @@
       <w:r>
         <w:rPr>
           <w:rFonts w:ascii="Times New Roman" w:eastAsia="宋体" w:hAnsi="Times New Roman" w:cs="Times New Roman"/>
-          <w:strike w:val="0"/>
           <w:kern w:val="0"/>
-          <w:u w:val="none"/>
           <w:sz w:val="21"/>
           <w:szCs w:val="21"/>
         </w:rPr>
@@ -1433,9 +1417,7 @@
       <w:r>
         <w:rPr>
           <w:rFonts w:ascii="Times New Roman" w:eastAsia="宋体" w:hAnsi="Times New Roman" w:cs="Times New Roman"/>
-          <w:strike w:val="0"/>
           <w:kern w:val="0"/>
-          <w:u w:val="none"/>
           <w:sz w:val="21"/>
           <w:szCs w:val="21"/>
         </w:rPr>
@@ -1487,9 +1469,7 @@
       <w:r>
         <w:rPr>
           <w:rFonts w:ascii="Times New Roman" w:eastAsia="宋体" w:hAnsi="Times New Roman" w:cs="Times New Roman"/>
-          <w:strike w:val="0"/>
           <w:kern w:val="0"/>
-          <w:u w:val="none"/>
           <w:sz w:val="21"/>
           <w:szCs w:val="21"/>
         </w:rPr>
@@ -1552,9 +1532,7 @@
       <w:r>
         <w:rPr>
           <w:rFonts w:ascii="Times New Roman" w:eastAsia="宋体" w:hAnsi="Times New Roman" w:cs="Times New Roman"/>
-          <w:strike w:val="0"/>
           <w:kern w:val="0"/>
-          <w:u w:val="none"/>
           <w:sz w:val="21"/>
           <w:szCs w:val="21"/>
         </w:rPr>
@@ -1657,9 +1635,7 @@
       <w:r>
         <w:rPr>
           <w:rFonts w:ascii="Times New Roman" w:eastAsia="宋体" w:hAnsi="Times New Roman" w:cs="Times New Roman"/>
-          <w:strike w:val="0"/>
           <w:kern w:val="0"/>
-          <w:u w:val="none"/>
           <w:sz w:val="21"/>
           <w:szCs w:val="21"/>
         </w:rPr>
@@ -1759,9 +1735,7 @@
       <w:r>
         <w:rPr>
           <w:rFonts w:ascii="Times New Roman" w:eastAsia="宋体" w:hAnsi="Times New Roman" w:cs="Times New Roman"/>
-          <w:strike w:val="0"/>
           <w:kern w:val="0"/>
-          <w:u w:val="none"/>
           <w:sz w:val="21"/>
           <w:szCs w:val="21"/>
         </w:rPr>
@@ -1917,9 +1891,7 @@
       <w:r>
         <w:rPr>
           <w:rFonts w:ascii="Times New Roman" w:eastAsia="宋体" w:hAnsi="Times New Roman" w:cs="Times New Roman"/>
-          <w:strike w:val="0"/>
           <w:kern w:val="0"/>
-          <w:u w:val="none"/>
           <w:sz w:val="21"/>
           <w:szCs w:val="21"/>
         </w:rPr>
@@ -2137,11 +2109,9 @@
       <w:r>
         <w:rPr>
           <w:rFonts w:ascii="Times New Roman" w:eastAsia="Times New Roman" w:hAnsi="Times New Roman" w:cs="Times New Roman"/>
-          <w:strike w:val="0"/>
           <w:kern w:val="0"/>
           <w:sz w:val="24"/>
           <w:szCs w:val="24"/>
-          <w:u w:val="none"/>
         </w:rPr>
         <w:drawing>
           <wp:inline>
@@ -2929,11 +2899,9 @@
       <w:r>
         <w:rPr>
           <w:rFonts w:ascii="Times New Roman" w:eastAsia="Times New Roman" w:hAnsi="Times New Roman" w:cs="Times New Roman"/>
-          <w:strike w:val="0"/>
           <w:kern w:val="0"/>
           <w:sz w:val="24"/>
           <w:szCs w:val="24"/>
-          <w:u w:val="none"/>
         </w:rPr>
         <w:drawing>
           <wp:inline>
@@ -3165,9 +3133,7 @@
       <w:r>
         <w:rPr>
           <w:rFonts w:ascii="Times New Roman" w:eastAsia="宋体" w:hAnsi="Times New Roman" w:cs="Times New Roman"/>
-          <w:strike w:val="0"/>
           <w:kern w:val="0"/>
-          <w:u w:val="none"/>
           <w:sz w:val="21"/>
           <w:szCs w:val="21"/>
         </w:rPr>
@@ -4090,11 +4056,9 @@
       <w:r>
         <w:rPr>
           <w:rFonts w:ascii="Times New Roman" w:eastAsia="Times New Roman" w:hAnsi="Times New Roman" w:cs="Times New Roman"/>
-          <w:strike w:val="0"/>
           <w:kern w:val="0"/>
           <w:sz w:val="24"/>
           <w:szCs w:val="24"/>
-          <w:u w:val="none"/>
         </w:rPr>
         <w:drawing>
           <wp:inline>
@@ -4790,9 +4754,7 @@
       <w:r>
         <w:rPr>
           <w:rFonts w:ascii="Times New Roman" w:eastAsia="宋体" w:hAnsi="Times New Roman" w:cs="Times New Roman"/>
-          <w:strike w:val="0"/>
           <w:kern w:val="0"/>
-          <w:u w:val="none"/>
           <w:sz w:val="21"/>
           <w:szCs w:val="21"/>
         </w:rPr>
@@ -5301,11 +5263,9 @@
       <w:r>
         <w:rPr>
           <w:rFonts w:ascii="Times New Roman" w:eastAsia="Times New Roman" w:hAnsi="Times New Roman" w:cs="Times New Roman"/>
-          <w:strike w:val="0"/>
           <w:kern w:val="0"/>
           <w:sz w:val="24"/>
           <w:szCs w:val="24"/>
-          <w:u w:val="none"/>
         </w:rPr>
         <w:drawing>
           <wp:inline>
@@ -5465,9 +5425,7 @@
       <w:r>
         <w:rPr>
           <w:rFonts w:ascii="Times New Roman" w:eastAsia="宋体" w:hAnsi="Times New Roman" w:cs="Times New Roman"/>
-          <w:strike w:val="0"/>
           <w:kern w:val="0"/>
-          <w:u w:val="none"/>
           <w:sz w:val="21"/>
           <w:szCs w:val="21"/>
         </w:rPr>
@@ -5546,9 +5504,7 @@
       <w:r>
         <w:rPr>
           <w:rFonts w:ascii="Times New Roman" w:eastAsia="宋体" w:hAnsi="Times New Roman" w:cs="Times New Roman"/>
-          <w:strike w:val="0"/>
           <w:kern w:val="0"/>
-          <w:u w:val="none"/>
           <w:b/>
           <w:sz w:val="21"/>
           <w:szCs w:val="21"/>
@@ -5641,9 +5597,7 @@
       <w:r>
         <w:rPr>
           <w:rFonts w:ascii="Times New Roman" w:eastAsia="宋体" w:hAnsi="Times New Roman" w:cs="Times New Roman"/>
-          <w:strike w:val="0"/>
           <w:kern w:val="0"/>
-          <w:u w:val="none"/>
           <w:sz w:val="21"/>
           <w:szCs w:val="21"/>
         </w:rPr>
@@ -6060,9 +6014,7 @@
       <w:r>
         <w:rPr>
           <w:rFonts w:ascii="Times New Roman" w:eastAsia="宋体" w:hAnsi="Times New Roman" w:cs="Times New Roman"/>
-          <w:strike w:val="0"/>
           <w:kern w:val="0"/>
-          <w:u w:val="none"/>
           <w:sz w:val="21"/>
           <w:szCs w:val="21"/>
         </w:rPr>
@@ -7013,11 +6965,9 @@
       <w:r>
         <w:rPr>
           <w:rFonts w:ascii="Times New Roman" w:eastAsia="Times New Roman" w:hAnsi="Times New Roman" w:cs="Times New Roman"/>
-          <w:strike w:val="0"/>
           <w:kern w:val="0"/>
           <w:sz w:val="24"/>
           <w:szCs w:val="24"/>
-          <w:u w:val="none"/>
         </w:rPr>
         <w:drawing>
           <wp:inline>
@@ -7123,9 +7073,7 @@
       <w:r>
         <w:rPr>
           <w:rFonts w:ascii="Times New Roman" w:eastAsia="宋体" w:hAnsi="Times New Roman" w:cs="Times New Roman"/>
-          <w:strike w:val="0"/>
           <w:kern w:val="0"/>
-          <w:u w:val="none"/>
           <w:sz w:val="21"/>
           <w:szCs w:val="21"/>
         </w:rPr>
@@ -7487,9 +7435,7 @@
       <w:r>
         <w:rPr>
           <w:rFonts w:ascii="Times New Roman" w:eastAsia="宋体" w:hAnsi="Times New Roman" w:cs="Times New Roman"/>
-          <w:strike w:val="0"/>
           <w:kern w:val="0"/>
-          <w:u w:val="none"/>
           <w:sz w:val="21"/>
           <w:szCs w:val="21"/>
         </w:rPr>
@@ -8455,9 +8401,7 @@
       <w:r>
         <w:rPr>
           <w:rFonts w:ascii="Times New Roman" w:eastAsia="宋体" w:hAnsi="Times New Roman" w:cs="Times New Roman"/>
-          <w:strike w:val="0"/>
           <w:kern w:val="0"/>
-          <w:u w:val="none"/>
           <w:sz w:val="21"/>
           <w:szCs w:val="21"/>
         </w:rPr>
@@ -9649,11 +9593,9 @@
       <w:r>
         <w:rPr>
           <w:rFonts w:ascii="Times New Roman" w:eastAsia="Times New Roman" w:hAnsi="Times New Roman" w:cs="Times New Roman"/>
-          <w:strike w:val="0"/>
           <w:kern w:val="0"/>
           <w:sz w:val="24"/>
           <w:szCs w:val="24"/>
-          <w:u w:val="none"/>
         </w:rPr>
         <w:drawing>
           <wp:inline>
@@ -9715,9 +9657,7 @@
       <w:r>
         <w:rPr>
           <w:rFonts w:ascii="Times New Roman" w:eastAsia="宋体" w:hAnsi="Times New Roman" w:cs="Times New Roman"/>
-          <w:strike w:val="0"/>
           <w:kern w:val="0"/>
-          <w:u w:val="none"/>
           <w:sz w:val="21"/>
           <w:szCs w:val="21"/>
         </w:rPr>
@@ -9960,9 +9900,7 @@
       <w:r>
         <w:rPr>
           <w:rFonts w:ascii="Times New Roman" w:eastAsia="宋体" w:hAnsi="Times New Roman" w:cs="Times New Roman"/>
-          <w:strike w:val="0"/>
           <w:kern w:val="0"/>
-          <w:u w:val="none"/>
           <w:sz w:val="21"/>
           <w:szCs w:val="21"/>
         </w:rPr>
@@ -10021,10 +9959,10 @@
       </w:r>
     </w:p>
     <w:sectPr>
+      <w:footerReference w:type="default" r:id="rId9"/>
       <w:pgSz w:w="11906" w:h="16838"/>
-      <w:pgMar w:top="720" w:right="720" w:bottom="720" w:left="720" w:header="567" w:footer="720" w:gutter="0"/>
+      <w:pgMar w:top="850" w:right="850" w:bottom="850" w:left="850" w:header="850" w:footer="850" w:gutter="0"/>
       <w:pgNumType w:start="1"/>
-      <w:footerReference w:type="default" r:id="rId9"/>
       <w:cols w:space="720"/>
       <w:docGrid w:linePitch="360"/>
     </w:sectPr>
@@ -10033,11 +9971,19 @@
 </file>
 
 <file path=word/footer1.xml><?xml version="1.0" encoding="utf-8"?>
-<w:ftr xmlns:w="http://schemas.openxmlformats.org/wordprocessingml/2006/main">
+<w:ftr xmlns:w="http://schemas.openxmlformats.org/wordprocessingml/2006/main" xmlns:r="http://schemas.openxmlformats.org/officeDocument/2006/relationships">
   <w:p>
     <w:pPr>
       <w:jc w:val="center"/>
     </w:pPr>
+    <w:r>
+      <w:rPr>
+        <w:rFonts w:ascii="Times New Roman" w:hAnsi="Times New Roman" w:eastAsia="宋体"/>
+        <w:sz w:val="21"/>
+        <w:szCs w:val="21"/>
+      </w:rPr>
+      <w:t xml:space="preserve">第3章·简单　</w:t>
+    </w:r>
     <w:r>
       <w:rPr>
         <w:rFonts w:ascii="Times New Roman" w:hAnsi="Times New Roman" w:eastAsia="宋体"/>

--- a/高中物理/高中物理同步/人教版选必2 第3章 交变电流·简单卷（6题）.docx
+++ b/高中物理/高中物理同步/人教版选必2 第3章 交变电流·简单卷（6题）.docx
@@ -3,6 +3,9 @@
 <w:document xmlns:wpc="http://schemas.microsoft.com/office/word/2010/wordprocessingCanvas" xmlns:mo="http://schemas.microsoft.com/office/mac/office/2008/main" xmlns:mc="http://schemas.openxmlformats.org/markup-compatibility/2006" xmlns:mv="urn:schemas-microsoft-com:mac:vml" xmlns:o="urn:schemas-microsoft-com:office:office" xmlns:r="http://schemas.openxmlformats.org/officeDocument/2006/relationships" xmlns:m="http://schemas.openxmlformats.org/officeDocument/2006/math" xmlns:v="urn:schemas-microsoft-com:vml" xmlns:wp14="http://schemas.microsoft.com/office/word/2010/wordprocessingDrawing" xmlns:wp="http://schemas.openxmlformats.org/drawingml/2006/wordprocessingDrawing" xmlns:w10="urn:schemas-microsoft-com:office:word" xmlns:w="http://schemas.openxmlformats.org/wordprocessingml/2006/main" xmlns:w14="http://schemas.microsoft.com/office/word/2010/wordml" xmlns:wpg="http://schemas.microsoft.com/office/word/2010/wordprocessingGroup" xmlns:wpi="http://schemas.microsoft.com/office/word/2010/wordprocessingInk" xmlns:wne="http://schemas.microsoft.com/office/word/2006/wordml" xmlns:wps="http://schemas.microsoft.com/office/word/2010/wordprocessingShape" mc:Ignorable="w14 wp14">
   <w:body>
     <w:p>
+      <w:pPr>
+        <w:spacing w:line="300" w:lineRule="auto" w:before="0" w:after="0"/>
+      </w:pPr>
       <w:r>
         <w:drawing>
           <wp:inline>
@@ -1169,7 +1172,7 @@
           <w:sz w:val="21"/>
           <w:szCs w:val="21"/>
         </w:rPr>
-        <w:t>1.</w:t>
+        <w:t>1．</w:t>
       </w:r>
       <w:r>
         <w:rPr>
@@ -1212,7 +1215,7 @@
           <w:sz w:val="21"/>
           <w:szCs w:val="21"/>
         </w:rPr>
-        <w:t>2.</w:t>
+        <w:t>2．</w:t>
       </w:r>
       <w:r>
         <w:rPr>
@@ -1255,7 +1258,7 @@
           <w:sz w:val="21"/>
           <w:szCs w:val="21"/>
         </w:rPr>
-        <w:t>3.</w:t>
+        <w:t>3．</w:t>
       </w:r>
       <w:r>
         <w:rPr>
@@ -1298,7 +1301,7 @@
           <w:sz w:val="21"/>
           <w:szCs w:val="21"/>
         </w:rPr>
-        <w:t>4.</w:t>
+        <w:t>4．</w:t>
       </w:r>
       <w:r>
         <w:rPr>
@@ -2178,7 +2181,7 @@
           <w:sz w:val="21"/>
           <w:szCs w:val="21"/>
         </w:rPr>
-        <w:t>1.</w:t>
+        <w:t>1．</w:t>
       </w:r>
       <w:r>
         <w:rPr>
@@ -2241,7 +2244,7 @@
           <w:sz w:val="21"/>
           <w:szCs w:val="21"/>
         </w:rPr>
-        <w:t>2.</w:t>
+        <w:t>2．</w:t>
       </w:r>
       <w:r>
         <w:rPr>
@@ -2451,7 +2454,7 @@
           <w:sz w:val="21"/>
           <w:szCs w:val="21"/>
         </w:rPr>
-        <w:t>3.</w:t>
+        <w:t>3．</w:t>
       </w:r>
       <w:r>
         <w:rPr>
@@ -2966,7 +2969,7 @@
           <w:sz w:val="21"/>
           <w:szCs w:val="21"/>
         </w:rPr>
-        <w:t>1.</w:t>
+        <w:t>1．</w:t>
       </w:r>
       <w:r>
         <w:rPr>
@@ -2993,7 +2996,7 @@
           <w:sz w:val="21"/>
           <w:szCs w:val="21"/>
         </w:rPr>
-        <w:t>2.</w:t>
+        <w:t>2．</w:t>
       </w:r>
       <w:r>
         <w:rPr>
@@ -3020,7 +3023,7 @@
           <w:sz w:val="21"/>
           <w:szCs w:val="21"/>
         </w:rPr>
-        <w:t>3.</w:t>
+        <w:t>3．</w:t>
       </w:r>
       <w:r>
         <w:rPr>
@@ -4104,7 +4107,7 @@
           <w:sz w:val="21"/>
           <w:szCs w:val="21"/>
         </w:rPr>
-        <w:t>1.</w:t>
+        <w:t>1．</w:t>
       </w:r>
       <w:r>
         <w:rPr>
@@ -4685,7 +4688,7 @@
           <w:sz w:val="21"/>
           <w:szCs w:val="21"/>
         </w:rPr>
-        <w:t>2.</w:t>
+        <w:t>2．</w:t>
       </w:r>
       <w:r>
         <w:rPr>
@@ -5311,7 +5314,7 @@
           <w:sz w:val="21"/>
           <w:szCs w:val="21"/>
         </w:rPr>
-        <w:t>1.</w:t>
+        <w:t>1．</w:t>
       </w:r>
       <w:r>
         <w:rPr>
@@ -5553,7 +5556,7 @@
           <w:sz w:val="21"/>
           <w:szCs w:val="21"/>
         </w:rPr>
-        <w:t>2.</w:t>
+        <w:t>2．</w:t>
       </w:r>
       <w:r>
         <w:rPr>
@@ -7013,7 +7016,7 @@
           <w:sz w:val="21"/>
           <w:szCs w:val="21"/>
         </w:rPr>
-        <w:t>1.</w:t>
+        <w:t>1．</w:t>
       </w:r>
       <w:r>
         <w:rPr>
@@ -7408,7 +7411,7 @@
           <w:sz w:val="21"/>
           <w:szCs w:val="21"/>
         </w:rPr>
-        <w:t>2.</w:t>
+        <w:t>2．</w:t>
       </w:r>
       <w:r>
         <w:rPr>
@@ -7568,7 +7571,7 @@
           <w:sz w:val="21"/>
           <w:szCs w:val="21"/>
         </w:rPr>
-        <w:t>3.</w:t>
+        <w:t>3．</w:t>
       </w:r>
       <w:r>
         <w:rPr>
@@ -7913,7 +7916,7 @@
           <w:sz w:val="21"/>
           <w:szCs w:val="21"/>
         </w:rPr>
-        <w:t>4.</w:t>
+        <w:t>4．</w:t>
       </w:r>
       <w:r>
         <w:rPr>
@@ -8069,7 +8072,7 @@
           <w:sz w:val="21"/>
           <w:szCs w:val="21"/>
         </w:rPr>
-        <w:t>5.</w:t>
+        <w:t>5．</w:t>
       </w:r>
       <w:r>
         <w:rPr>
@@ -8211,7 +8214,7 @@
           <w:sz w:val="21"/>
           <w:szCs w:val="21"/>
         </w:rPr>
-        <w:t>6.</w:t>
+        <w:t>6．</w:t>
       </w:r>
       <w:r>
         <w:rPr>
@@ -9704,7 +9707,7 @@
           <w:sz w:val="21"/>
           <w:szCs w:val="21"/>
         </w:rPr>
-        <w:t>1.</w:t>
+        <w:t>1．</w:t>
       </w:r>
       <w:r>
         <w:rPr>
@@ -9731,7 +9734,7 @@
           <w:sz w:val="21"/>
           <w:szCs w:val="21"/>
         </w:rPr>
-        <w:t>2.</w:t>
+        <w:t>2．</w:t>
       </w:r>
       <w:r>
         <w:rPr>
@@ -9758,7 +9761,7 @@
           <w:sz w:val="21"/>
           <w:szCs w:val="21"/>
         </w:rPr>
-        <w:t>3.</w:t>
+        <w:t>3．</w:t>
       </w:r>
       <w:r>
         <w:rPr>
@@ -10240,9 +10243,9 @@
   <w:docDefaults>
     <w:rPrDefault>
       <w:rPr>
-        <w:rFonts w:asciiTheme="minorHAnsi" w:eastAsiaTheme="minorEastAsia" w:hAnsiTheme="minorHAnsi" w:cstheme="minorBidi"/>
-        <w:sz w:val="22"/>
-        <w:szCs w:val="22"/>
+        <w:rFonts w:cstheme="minorBidi" w:ascii="Times New Roman" w:hAnsi="Times New Roman" w:eastAsia="宋体" w:cs="Times New Roman"/>
+        <w:sz w:val="21"/>
+        <w:szCs w:val="21"/>
         <w:lang w:val="en-US" w:eastAsia="en-US" w:bidi="ar-SA"/>
       </w:rPr>
     </w:rPrDefault>

--- a/高中物理/高中物理同步/人教版选必2 第3章 交变电流·简单卷（6题）.docx
+++ b/高中物理/高中物理同步/人教版选必2 第3章 交变电流·简单卷（6题）.docx
@@ -90,8 +90,8 @@
         <w:rPr>
           <w:rFonts w:ascii="Times New Roman" w:eastAsia="Times New Roman" w:hAnsi="Times New Roman" w:cs="Times New Roman"/>
           <w:kern w:val="0"/>
-          <w:sz w:val="24"/>
-          <w:szCs w:val="24"/>
+          <w:sz w:val="21"/>
+          <w:szCs w:val="21"/>
         </w:rPr>
         <w:drawing>
           <wp:inline>
@@ -1070,8 +1070,8 @@
         <w:rPr>
           <w:rFonts w:ascii="Times New Roman" w:eastAsia="Times New Roman" w:hAnsi="Times New Roman" w:cs="Times New Roman"/>
           <w:kern w:val="0"/>
-          <w:sz w:val="24"/>
-          <w:szCs w:val="24"/>
+          <w:sz w:val="21"/>
+          <w:szCs w:val="21"/>
         </w:rPr>
         <w:drawing>
           <wp:inline>
@@ -2113,8 +2113,8 @@
         <w:rPr>
           <w:rFonts w:ascii="Times New Roman" w:eastAsia="Times New Roman" w:hAnsi="Times New Roman" w:cs="Times New Roman"/>
           <w:kern w:val="0"/>
-          <w:sz w:val="24"/>
-          <w:szCs w:val="24"/>
+          <w:sz w:val="21"/>
+          <w:szCs w:val="21"/>
         </w:rPr>
         <w:drawing>
           <wp:inline>
@@ -2903,8 +2903,8 @@
         <w:rPr>
           <w:rFonts w:ascii="Times New Roman" w:eastAsia="Times New Roman" w:hAnsi="Times New Roman" w:cs="Times New Roman"/>
           <w:kern w:val="0"/>
-          <w:sz w:val="24"/>
-          <w:szCs w:val="24"/>
+          <w:sz w:val="21"/>
+          <w:szCs w:val="21"/>
         </w:rPr>
         <w:drawing>
           <wp:inline>
@@ -4060,8 +4060,8 @@
         <w:rPr>
           <w:rFonts w:ascii="Times New Roman" w:eastAsia="Times New Roman" w:hAnsi="Times New Roman" w:cs="Times New Roman"/>
           <w:kern w:val="0"/>
-          <w:sz w:val="24"/>
-          <w:szCs w:val="24"/>
+          <w:sz w:val="21"/>
+          <w:szCs w:val="21"/>
         </w:rPr>
         <w:drawing>
           <wp:inline>
@@ -5267,8 +5267,8 @@
         <w:rPr>
           <w:rFonts w:ascii="Times New Roman" w:eastAsia="Times New Roman" w:hAnsi="Times New Roman" w:cs="Times New Roman"/>
           <w:kern w:val="0"/>
-          <w:sz w:val="24"/>
-          <w:szCs w:val="24"/>
+          <w:sz w:val="21"/>
+          <w:szCs w:val="21"/>
         </w:rPr>
         <w:drawing>
           <wp:inline>
@@ -6969,8 +6969,8 @@
         <w:rPr>
           <w:rFonts w:ascii="Times New Roman" w:eastAsia="Times New Roman" w:hAnsi="Times New Roman" w:cs="Times New Roman"/>
           <w:kern w:val="0"/>
-          <w:sz w:val="24"/>
-          <w:szCs w:val="24"/>
+          <w:sz w:val="21"/>
+          <w:szCs w:val="21"/>
         </w:rPr>
         <w:drawing>
           <wp:inline>
@@ -9597,8 +9597,8 @@
         <w:rPr>
           <w:rFonts w:ascii="Times New Roman" w:eastAsia="Times New Roman" w:hAnsi="Times New Roman" w:cs="Times New Roman"/>
           <w:kern w:val="0"/>
-          <w:sz w:val="24"/>
-          <w:szCs w:val="24"/>
+          <w:sz w:val="21"/>
+          <w:szCs w:val="21"/>
         </w:rPr>
         <w:drawing>
           <wp:inline>
@@ -9974,14 +9974,14 @@
 </file>
 
 <file path=word/footer1.xml><?xml version="1.0" encoding="utf-8"?>
-<w:ftr xmlns:w="http://schemas.openxmlformats.org/wordprocessingml/2006/main" xmlns:r="http://schemas.openxmlformats.org/officeDocument/2006/relationships">
-  <w:p>
+<w:ftr xmlns:w="http://schemas.openxmlformats.org/wordprocessingml/2006/main">
+  <w:p xmlns:w="http://schemas.openxmlformats.org/wordprocessingml/2006/main">
     <w:pPr>
       <w:jc w:val="center"/>
     </w:pPr>
     <w:r>
       <w:rPr>
-        <w:rFonts w:ascii="Times New Roman" w:hAnsi="Times New Roman" w:eastAsia="宋体"/>
+        <w:rFonts w:ascii="Times New Roman" w:hAnsi="Times New Roman" w:eastAsia="宋体" w:cs="Times New Roman"/>
         <w:sz w:val="21"/>
         <w:szCs w:val="21"/>
       </w:rPr>
@@ -9989,47 +9989,107 @@
     </w:r>
     <w:r>
       <w:rPr>
-        <w:rFonts w:ascii="Times New Roman" w:hAnsi="Times New Roman" w:eastAsia="宋体"/>
+        <w:rFonts w:ascii="Times New Roman" w:hAnsi="Times New Roman" w:eastAsia="宋体" w:cs="Times New Roman"/>
         <w:sz w:val="21"/>
         <w:szCs w:val="21"/>
       </w:rPr>
-      <w:t xml:space="preserve">第</w:t>
+      <w:t>第</w:t>
     </w:r>
-    <w:fldSimple w:instr=" PAGE ">
-      <w:r>
-        <w:rPr>
-          <w:rFonts w:ascii="Times New Roman" w:hAnsi="Times New Roman" w:eastAsia="宋体"/>
-          <w:sz w:val="21"/>
-          <w:szCs w:val="21"/>
-        </w:rPr>
-        <w:t xml:space="preserve">1</w:t>
-      </w:r>
-    </w:fldSimple>
     <w:r>
       <w:rPr>
-        <w:rFonts w:ascii="Times New Roman" w:hAnsi="Times New Roman" w:eastAsia="宋体"/>
+        <w:rFonts w:ascii="Times New Roman" w:hAnsi="Times New Roman" w:eastAsia="宋体" w:cs="Times New Roman"/>
         <w:sz w:val="21"/>
         <w:szCs w:val="21"/>
       </w:rPr>
-      <w:t xml:space="preserve">页（共</w:t>
+      <w:fldChar w:fldCharType="begin"/>
     </w:r>
-    <w:fldSimple w:instr=" NUMPAGES ">
-      <w:r>
-        <w:rPr>
-          <w:rFonts w:ascii="Times New Roman" w:hAnsi="Times New Roman" w:eastAsia="宋体"/>
-          <w:sz w:val="21"/>
-          <w:szCs w:val="21"/>
-        </w:rPr>
-        <w:t xml:space="preserve">1</w:t>
-      </w:r>
-    </w:fldSimple>
     <w:r>
       <w:rPr>
-        <w:rFonts w:ascii="Times New Roman" w:hAnsi="Times New Roman" w:eastAsia="宋体"/>
+        <w:rFonts w:ascii="Times New Roman" w:hAnsi="Times New Roman" w:eastAsia="宋体" w:cs="Times New Roman"/>
         <w:sz w:val="21"/>
         <w:szCs w:val="21"/>
       </w:rPr>
-      <w:t xml:space="preserve">页）</w:t>
+      <w:instrText xml:space="preserve"> PAGE </w:instrText>
+    </w:r>
+    <w:r>
+      <w:rPr>
+        <w:rFonts w:ascii="Times New Roman" w:hAnsi="Times New Roman" w:eastAsia="宋体" w:cs="Times New Roman"/>
+        <w:sz w:val="21"/>
+        <w:szCs w:val="21"/>
+      </w:rPr>
+      <w:fldChar w:fldCharType="separate"/>
+    </w:r>
+    <w:r>
+      <w:rPr>
+        <w:rFonts w:ascii="Times New Roman" w:hAnsi="Times New Roman" w:eastAsia="宋体" w:cs="Times New Roman"/>
+        <w:sz w:val="21"/>
+        <w:szCs w:val="21"/>
+      </w:rPr>
+      <w:t>1</w:t>
+    </w:r>
+    <w:r>
+      <w:rPr>
+        <w:rFonts w:ascii="Times New Roman" w:hAnsi="Times New Roman" w:eastAsia="宋体" w:cs="Times New Roman"/>
+        <w:sz w:val="21"/>
+        <w:szCs w:val="21"/>
+      </w:rPr>
+      <w:fldChar w:fldCharType="end"/>
+    </w:r>
+    <w:r>
+      <w:rPr>
+        <w:rFonts w:ascii="Times New Roman" w:hAnsi="Times New Roman" w:eastAsia="宋体" w:cs="Times New Roman"/>
+        <w:sz w:val="21"/>
+        <w:szCs w:val="21"/>
+      </w:rPr>
+      <w:t>页（共</w:t>
+    </w:r>
+    <w:r>
+      <w:rPr>
+        <w:rFonts w:ascii="Times New Roman" w:hAnsi="Times New Roman" w:eastAsia="宋体" w:cs="Times New Roman"/>
+        <w:sz w:val="21"/>
+        <w:szCs w:val="21"/>
+      </w:rPr>
+      <w:fldChar w:fldCharType="begin"/>
+    </w:r>
+    <w:r>
+      <w:rPr>
+        <w:rFonts w:ascii="Times New Roman" w:hAnsi="Times New Roman" w:eastAsia="宋体" w:cs="Times New Roman"/>
+        <w:sz w:val="21"/>
+        <w:szCs w:val="21"/>
+      </w:rPr>
+      <w:instrText xml:space="preserve"> NUMPAGES </w:instrText>
+    </w:r>
+    <w:r>
+      <w:rPr>
+        <w:rFonts w:ascii="Times New Roman" w:hAnsi="Times New Roman" w:eastAsia="宋体" w:cs="Times New Roman"/>
+        <w:sz w:val="21"/>
+        <w:szCs w:val="21"/>
+      </w:rPr>
+      <w:fldChar w:fldCharType="separate"/>
+    </w:r>
+    <w:r>
+      <w:rPr>
+        <w:rFonts w:ascii="Times New Roman" w:hAnsi="Times New Roman" w:eastAsia="宋体" w:cs="Times New Roman"/>
+        <w:sz w:val="21"/>
+        <w:szCs w:val="21"/>
+      </w:rPr>
+      <w:t>6</w:t>
+    </w:r>
+    <w:r>
+      <w:rPr>
+        <w:rFonts w:ascii="Times New Roman" w:hAnsi="Times New Roman" w:eastAsia="宋体" w:cs="Times New Roman"/>
+        <w:sz w:val="21"/>
+        <w:szCs w:val="21"/>
+      </w:rPr>
+      <w:fldChar w:fldCharType="end"/>
+    </w:r>
+    <w:r>
+      <w:rPr>
+        <w:rFonts w:ascii="Times New Roman" w:hAnsi="Times New Roman" w:eastAsia="宋体" w:cs="Times New Roman"/>
+        <w:sz w:val="21"/>
+        <w:szCs w:val="21"/>
+      </w:rPr>
+      <w:t>页）</w:t>
     </w:r>
   </w:p>
 </w:ftr>
@@ -10243,15 +10303,14 @@
   <w:docDefaults>
     <w:rPrDefault>
       <w:rPr>
-        <w:rFonts w:cstheme="minorBidi" w:ascii="Times New Roman" w:hAnsi="Times New Roman" w:eastAsia="宋体" w:cs="Times New Roman"/>
+        <w:rFonts w:ascii="Times New Roman" w:hAnsi="Times New Roman" w:eastAsia="宋体" w:cs="Times New Roman"/>
         <w:sz w:val="21"/>
         <w:szCs w:val="21"/>
-        <w:lang w:val="en-US" w:eastAsia="en-US" w:bidi="ar-SA"/>
       </w:rPr>
     </w:rPrDefault>
     <w:pPrDefault>
       <w:pPr>
-        <w:spacing w:after="200" w:line="276" w:lineRule="auto"/>
+        <w:spacing w:before="0" w:after="0" w:line="300" w:lineRule="auto"/>
       </w:pPr>
     </w:pPrDefault>
   </w:docDefaults>

--- a/高中物理/高中物理同步/人教版选必2 第3章 交变电流·简单卷（6题）.docx
+++ b/高中物理/高中物理同步/人教版选必2 第3章 交变电流·简单卷（6题）.docx
@@ -6,44 +6,6 @@
       <w:pPr>
         <w:spacing w:line="300" w:lineRule="auto" w:before="0" w:after="0"/>
       </w:pPr>
-      <w:r>
-        <w:drawing>
-          <wp:inline>
-            <wp:extent cx="12700" cy="12700"/>
-            <wp:docPr id="100001" name=""/>
-            <wp:cNvGraphicFramePr>
-              <a:graphicFrameLocks xmlns:a="http://schemas.openxmlformats.org/drawingml/2006/main" noChangeAspect="1"/>
-            </wp:cNvGraphicFramePr>
-            <a:graphic xmlns:a="http://schemas.openxmlformats.org/drawingml/2006/main">
-              <a:graphicData uri="http://schemas.openxmlformats.org/drawingml/2006/picture">
-                <pic:pic xmlns:pic="http://schemas.openxmlformats.org/drawingml/2006/picture">
-                  <pic:nvPicPr>
-                    <pic:cNvPr id="100001" name=""/>
-                    <pic:cNvPicPr>
-                      <a:picLocks noChangeAspect="1"/>
-                    </pic:cNvPicPr>
-                  </pic:nvPicPr>
-                  <pic:blipFill>
-                    <a:blip r:embed="rId30"/>
-                    <a:stretch>
-                      <a:fillRect/>
-                    </a:stretch>
-                  </pic:blipFill>
-                  <pic:spPr>
-                    <a:xfrm>
-                      <a:off x="0" y="0"/>
-                      <a:ext cx="12700" cy="12700"/>
-                    </a:xfrm>
-                    <a:prstGeom prst="rect">
-                      <a:avLst/>
-                    </a:prstGeom>
-                  </pic:spPr>
-                </pic:pic>
-              </a:graphicData>
-            </a:graphic>
-          </wp:inline>
-        </w:drawing>
-      </w:r>
       <w:bookmarkStart w:id="0" w:name="_GoBack"/>
       <w:bookmarkEnd w:id="0"/>
     </w:p>

--- a/高中物理/高中物理同步/人教版选必2 第3章 交变电流·简单卷（6题）.docx
+++ b/高中物理/高中物理同步/人教版选必2 第3章 交变电流·简单卷（6题）.docx
@@ -9939,7 +9939,7 @@
 <w:ftr xmlns:w="http://schemas.openxmlformats.org/wordprocessingml/2006/main">
   <w:p xmlns:w="http://schemas.openxmlformats.org/wordprocessingml/2006/main">
     <w:pPr>
-      <w:jc w:val="center"/>
+      <w:jc w:val="left"/>
     </w:pPr>
     <w:r>
       <w:rPr>

--- a/高中物理/高中物理同步/人教版选必2 第3章 交变电流·简单卷（6题）.docx
+++ b/高中物理/高中物理同步/人教版选必2 第3章 交变电流·简单卷（6题）.docx
@@ -10011,39 +10011,7 @@
         <w:sz w:val="21"/>
         <w:szCs w:val="21"/>
       </w:rPr>
-      <w:fldChar w:fldCharType="begin"/>
-    </w:r>
-    <w:r>
-      <w:rPr>
-        <w:rFonts w:ascii="Times New Roman" w:hAnsi="Times New Roman" w:eastAsia="宋体" w:cs="Times New Roman"/>
-        <w:sz w:val="21"/>
-        <w:szCs w:val="21"/>
-      </w:rPr>
-      <w:instrText xml:space="preserve"> NUMPAGES </w:instrText>
-    </w:r>
-    <w:r>
-      <w:rPr>
-        <w:rFonts w:ascii="Times New Roman" w:hAnsi="Times New Roman" w:eastAsia="宋体" w:cs="Times New Roman"/>
-        <w:sz w:val="21"/>
-        <w:szCs w:val="21"/>
-      </w:rPr>
-      <w:fldChar w:fldCharType="separate"/>
-    </w:r>
-    <w:r>
-      <w:rPr>
-        <w:rFonts w:ascii="Times New Roman" w:hAnsi="Times New Roman" w:eastAsia="宋体" w:cs="Times New Roman"/>
-        <w:sz w:val="21"/>
-        <w:szCs w:val="21"/>
-      </w:rPr>
       <w:t>6</w:t>
-    </w:r>
-    <w:r>
-      <w:rPr>
-        <w:rFonts w:ascii="Times New Roman" w:hAnsi="Times New Roman" w:eastAsia="宋体" w:cs="Times New Roman"/>
-        <w:sz w:val="21"/>
-        <w:szCs w:val="21"/>
-      </w:rPr>
-      <w:fldChar w:fldCharType="end"/>
     </w:r>
     <w:r>
       <w:rPr>
